--- a/ru/wisdom-stories/im-tired-mom.docx
+++ b/ru/wisdom-stories/im-tired-mom.docx
@@ -41,7 +41,7 @@
     </w:p>
     <w:p>
       <w:r>
-        <w:t>— Положи голову мне на колени и расслабься, сынок, забудь обо всем на мгновение… отдай мне свою боль…</w:t>
+        <w:t>— Положи голову мне на колени и отдохни, сынок. Забудь обо всём на мгновение… Отдай мне свою боль…</w:t>
       </w:r>
     </w:p>
     <w:p>
@@ -70,7 +70,7 @@
         <w:keepNext/>
       </w:pPr>
       <w:r>
-        <w:t>— Вы меня не утомляете, сынок. Я устаю от того, что у меня самой больше нет мамы. Мне некому положить голову на колени. Ты не уставай, сынок, и знай цену тому, что у тебя есть.</w:t>
+        <w:t>— Вы меня не утомляете, сынок. Я устаю от того, что у меня самой больше нет мамы. Некому положить голову на колени. Береги себя, сынок, и цени то, что у тебя есть.</w:t>
       </w:r>
     </w:p>
     <w:p>
